--- a/transplant/high-risk/docs/05_NELM_High_Risk_Protocol_v7.docx
+++ b/transplant/high-risk/docs/05_NELM_High_Risk_Protocol_v7.docx
@@ -4,11 +4,17 @@
   <w:body>
     <w:p>
       <w:pPr>
+        <w:rPr>
+          <w:color w:val="A8470A"/>
+        </w:rPr>
         <w:pStyle w:val="Heading1"/>
         <w:keepNext/>
         <w:widowControl/>
       </w:pPr>
       <w:r>
+        <w:rPr>
+          <w:color w:val="A8470A"/>
+        </w:rPr>
         <w:t xml:space="preserve">UTHealth Houston and Memorial Hermann High Risk Liver Transplant Protocol for Neuroendocrine Liver Metastases V7</w:t>
       </w:r>
     </w:p>
@@ -32,11 +38,17 @@
     </w:p>
     <w:p>
       <w:pPr>
+        <w:rPr>
+          <w:color w:val="A8470A"/>
+        </w:rPr>
         <w:pStyle w:val="Heading2"/>
         <w:keepNext/>
         <w:widowControl/>
       </w:pPr>
       <w:r>
+        <w:rPr>
+          <w:color w:val="A8470A"/>
+        </w:rPr>
         <w:t xml:space="preserve">Policy and allocation status</w:t>
       </w:r>
     </w:p>
@@ -127,11 +139,17 @@
     </w:p>
     <w:p>
       <w:pPr>
+        <w:rPr>
+          <w:color w:val="A8470A"/>
+        </w:rPr>
         <w:pStyle w:val="Heading2"/>
         <w:keepNext/>
         <w:widowControl/>
       </w:pPr>
       <w:r>
+        <w:rPr>
+          <w:color w:val="A8470A"/>
+        </w:rPr>
         <w:t xml:space="preserve">1 Purpose and evidence basis</w:t>
       </w:r>
     </w:p>
@@ -242,23 +260,35 @@
     </w:p>
     <w:p>
       <w:pPr>
+        <w:rPr>
+          <w:color w:val="A8470A"/>
+        </w:rPr>
         <w:pStyle w:val="Heading3"/>
         <w:keepNext/>
         <w:widowControl/>
       </w:pPr>
       <w:bookmarkStart w:id="1" w:name="NET_B1"/>
       <w:r>
+        <w:rPr>
+          <w:color w:val="A8470A"/>
+        </w:rPr>
         <w:t xml:space="preserve">NET-B1 — Which patients gain enough over modern non-LT treatment?</w:t>
       </w:r>
       <w:bookmarkEnd w:id="1"/>
     </w:p>
     <w:p>
       <w:pPr>
+        <w:rPr>
+          <w:color w:val="A8470A"/>
+        </w:rPr>
         <w:pStyle w:val="Heading3"/>
         <w:keepNext/>
         <w:widowControl/>
       </w:pPr>
       <w:r>
+        <w:rPr>
+          <w:color w:val="A8470A"/>
+        </w:rPr>
         <w:t xml:space="preserve">Question and comparison</w:t>
       </w:r>
     </w:p>
@@ -274,11 +304,17 @@
     </w:p>
     <w:p>
       <w:pPr>
+        <w:rPr>
+          <w:color w:val="A8470A"/>
+        </w:rPr>
         <w:pStyle w:val="Heading3"/>
         <w:keepNext/>
         <w:widowControl/>
       </w:pPr>
       <w:r>
+        <w:rPr>
+          <w:color w:val="A8470A"/>
+        </w:rPr>
         <w:t xml:space="preserve">Evidence before choosing a rule</w:t>
       </w:r>
     </w:p>
@@ -1646,11 +1682,17 @@
     </w:tbl>
     <w:p>
       <w:pPr>
+        <w:rPr>
+          <w:color w:val="A8470A"/>
+        </w:rPr>
         <w:pStyle w:val="Heading3"/>
         <w:keepNext/>
         <w:widowControl/>
       </w:pPr>
       <w:r>
+        <w:rPr>
+          <w:color w:val="A8470A"/>
+        </w:rPr>
         <w:t xml:space="preserve">Synthesis and evidence that challenges the proposal</w:t>
       </w:r>
     </w:p>
@@ -1928,11 +1970,17 @@
     </w:p>
     <w:p>
       <w:pPr>
+        <w:rPr>
+          <w:color w:val="A8470A"/>
+        </w:rPr>
         <w:pStyle w:val="Heading3"/>
         <w:keepNext/>
         <w:widowControl/>
       </w:pPr>
       <w:r>
+        <w:rPr>
+          <w:color w:val="A8470A"/>
+        </w:rPr>
         <w:t xml:space="preserve">Where each proposed threshold comes from</w:t>
       </w:r>
     </w:p>
@@ -1952,11 +2000,17 @@
     </w:p>
     <w:p>
       <w:pPr>
+        <w:rPr>
+          <w:color w:val="A8470A"/>
+        </w:rPr>
         <w:pStyle w:val="Heading3"/>
         <w:keepNext/>
         <w:widowControl/>
       </w:pPr>
       <w:r>
+        <w:rPr>
+          <w:color w:val="A8470A"/>
+        </w:rPr>
         <w:t xml:space="preserve">Source wording — read in context</w:t>
       </w:r>
     </w:p>
@@ -2175,11 +2229,17 @@
     </w:p>
     <w:p>
       <w:pPr>
+        <w:rPr>
+          <w:color w:val="A8470A"/>
+        </w:rPr>
         <w:pStyle w:val="Heading3"/>
         <w:keepNext/>
         <w:widowControl/>
       </w:pPr>
       <w:r>
+        <w:rPr>
+          <w:color w:val="A8470A"/>
+        </w:rPr>
         <w:t xml:space="preserve">OPEN recommendation after the evidence review</w:t>
       </w:r>
     </w:p>
@@ -2530,11 +2590,17 @@
     </w:p>
     <w:p>
       <w:pPr>
+        <w:rPr>
+          <w:color w:val="A8470A"/>
+        </w:rPr>
         <w:pStyle w:val="Heading3"/>
         <w:keepNext/>
         <w:widowControl/>
       </w:pPr>
       <w:r>
+        <w:rPr>
+          <w:color w:val="A8470A"/>
+        </w:rPr>
         <w:t xml:space="preserve">Information required before the decision</w:t>
       </w:r>
     </w:p>
@@ -2622,21 +2688,33 @@
     </w:p>
     <w:p>
       <w:pPr>
+        <w:rPr>
+          <w:color w:val="A8470A"/>
+        </w:rPr>
         <w:pStyle w:val="Heading2"/>
         <w:keepNext/>
         <w:widowControl/>
       </w:pPr>
       <w:r>
+        <w:rPr>
+          <w:color w:val="A8470A"/>
+        </w:rPr>
         <w:t xml:space="preserve">2 Patient selection and classification</w:t>
       </w:r>
     </w:p>
     <w:p>
       <w:pPr>
+        <w:rPr>
+          <w:color w:val="A8470A"/>
+        </w:rPr>
         <w:pStyle w:val="Heading3"/>
         <w:keepNext/>
         <w:widowControl/>
       </w:pPr>
       <w:r>
+        <w:rPr>
+          <w:color w:val="A8470A"/>
+        </w:rPr>
         <w:t xml:space="preserve">2.1 Pathology and primary site</w:t>
       </w:r>
     </w:p>
@@ -2739,11 +2817,17 @@
     </w:p>
     <w:p>
       <w:pPr>
+        <w:rPr>
+          <w:color w:val="A8470A"/>
+        </w:rPr>
         <w:pStyle w:val="Heading3"/>
         <w:keepNext/>
         <w:widowControl/>
       </w:pPr>
       <w:r>
+        <w:rPr>
+          <w:color w:val="A8470A"/>
+        </w:rPr>
         <w:t xml:space="preserve">2.2 Stage nodes and extrahepatic disease accurately</w:t>
       </w:r>
     </w:p>
@@ -2846,11 +2930,17 @@
     </w:p>
     <w:p>
       <w:pPr>
+        <w:rPr>
+          <w:color w:val="A8470A"/>
+        </w:rPr>
         <w:pStyle w:val="Heading3"/>
         <w:keepNext/>
         <w:widowControl/>
       </w:pPr>
       <w:r>
+        <w:rPr>
+          <w:color w:val="A8470A"/>
+        </w:rPr>
         <w:t xml:space="preserve">2.3 Burden age and clinical benefit</w:t>
       </w:r>
     </w:p>
@@ -2998,23 +3088,35 @@
     </w:p>
     <w:p>
       <w:pPr>
+        <w:rPr>
+          <w:color w:val="A8470A"/>
+        </w:rPr>
         <w:pStyle w:val="Heading3"/>
         <w:keepNext/>
         <w:widowControl/>
       </w:pPr>
       <w:bookmarkStart w:id="2" w:name="NET_B2"/>
       <w:r>
+        <w:rPr>
+          <w:color w:val="A8470A"/>
+        </w:rPr>
         <w:t xml:space="preserve">NET-B2 — What is guideline-aligned versus an expanded-risk proposal?</w:t>
       </w:r>
       <w:bookmarkEnd w:id="2"/>
     </w:p>
     <w:p>
       <w:pPr>
+        <w:rPr>
+          <w:color w:val="A8470A"/>
+        </w:rPr>
         <w:pStyle w:val="Heading3"/>
         <w:keepNext/>
         <w:widowControl/>
       </w:pPr>
       <w:r>
+        <w:rPr>
+          <w:color w:val="A8470A"/>
+        </w:rPr>
         <w:t xml:space="preserve">Question and comparison</w:t>
       </w:r>
     </w:p>
@@ -3030,11 +3132,17 @@
     </w:p>
     <w:p>
       <w:pPr>
+        <w:rPr>
+          <w:color w:val="A8470A"/>
+        </w:rPr>
         <w:pStyle w:val="Heading3"/>
         <w:keepNext/>
         <w:widowControl/>
       </w:pPr>
       <w:r>
+        <w:rPr>
+          <w:color w:val="A8470A"/>
+        </w:rPr>
         <w:t xml:space="preserve">Evidence before choosing a rule</w:t>
       </w:r>
     </w:p>
@@ -4402,11 +4510,17 @@
     </w:tbl>
     <w:p>
       <w:pPr>
+        <w:rPr>
+          <w:color w:val="A8470A"/>
+        </w:rPr>
         <w:pStyle w:val="Heading3"/>
         <w:keepNext/>
         <w:widowControl/>
       </w:pPr>
       <w:r>
+        <w:rPr>
+          <w:color w:val="A8470A"/>
+        </w:rPr>
         <w:t xml:space="preserve">Synthesis and evidence that challenges the proposal</w:t>
       </w:r>
     </w:p>
@@ -4684,11 +4798,17 @@
     </w:p>
     <w:p>
       <w:pPr>
+        <w:rPr>
+          <w:color w:val="A8470A"/>
+        </w:rPr>
         <w:pStyle w:val="Heading3"/>
         <w:keepNext/>
         <w:widowControl/>
       </w:pPr>
       <w:r>
+        <w:rPr>
+          <w:color w:val="A8470A"/>
+        </w:rPr>
         <w:t xml:space="preserve">Where each proposed threshold comes from</w:t>
       </w:r>
     </w:p>
@@ -4708,11 +4828,17 @@
     </w:p>
     <w:p>
       <w:pPr>
+        <w:rPr>
+          <w:color w:val="A8470A"/>
+        </w:rPr>
         <w:pStyle w:val="Heading3"/>
         <w:keepNext/>
         <w:widowControl/>
       </w:pPr>
       <w:r>
+        <w:rPr>
+          <w:color w:val="A8470A"/>
+        </w:rPr>
         <w:t xml:space="preserve">Source wording — read in context</w:t>
       </w:r>
     </w:p>
@@ -5189,11 +5315,17 @@
     </w:p>
     <w:p>
       <w:pPr>
+        <w:rPr>
+          <w:color w:val="A8470A"/>
+        </w:rPr>
         <w:pStyle w:val="Heading3"/>
         <w:keepNext/>
         <w:widowControl/>
       </w:pPr>
       <w:r>
+        <w:rPr>
+          <w:color w:val="A8470A"/>
+        </w:rPr>
         <w:t xml:space="preserve">OPEN recommendation after the evidence review</w:t>
       </w:r>
     </w:p>
@@ -5586,11 +5718,17 @@
     </w:p>
     <w:p>
       <w:pPr>
+        <w:rPr>
+          <w:color w:val="A8470A"/>
+        </w:rPr>
         <w:pStyle w:val="Heading3"/>
         <w:keepNext/>
         <w:widowControl/>
       </w:pPr>
       <w:r>
+        <w:rPr>
+          <w:color w:val="A8470A"/>
+        </w:rPr>
         <w:t xml:space="preserve">Information required before the decision</w:t>
       </w:r>
     </w:p>
@@ -5678,23 +5816,35 @@
     </w:p>
     <w:p>
       <w:pPr>
+        <w:rPr>
+          <w:color w:val="A8470A"/>
+        </w:rPr>
         <w:pStyle w:val="Heading3"/>
         <w:keepNext/>
         <w:widowControl/>
       </w:pPr>
       <w:bookmarkStart w:id="3" w:name="NET_B3"/>
       <w:r>
+        <w:rPr>
+          <w:color w:val="A8470A"/>
+        </w:rPr>
         <w:t xml:space="preserve">NET-B3 — Should age or burden remain local selection factors without being called national rules?</w:t>
       </w:r>
       <w:bookmarkEnd w:id="3"/>
     </w:p>
     <w:p>
       <w:pPr>
+        <w:rPr>
+          <w:color w:val="A8470A"/>
+        </w:rPr>
         <w:pStyle w:val="Heading3"/>
         <w:keepNext/>
         <w:widowControl/>
       </w:pPr>
       <w:r>
+        <w:rPr>
+          <w:color w:val="A8470A"/>
+        </w:rPr>
         <w:t xml:space="preserve">Question and comparison</w:t>
       </w:r>
     </w:p>
@@ -5710,11 +5860,17 @@
     </w:p>
     <w:p>
       <w:pPr>
+        <w:rPr>
+          <w:color w:val="A8470A"/>
+        </w:rPr>
         <w:pStyle w:val="Heading3"/>
         <w:keepNext/>
         <w:widowControl/>
       </w:pPr>
       <w:r>
+        <w:rPr>
+          <w:color w:val="A8470A"/>
+        </w:rPr>
         <w:t xml:space="preserve">Evidence before choosing a rule</w:t>
       </w:r>
     </w:p>
@@ -6921,11 +7077,17 @@
     </w:tbl>
     <w:p>
       <w:pPr>
+        <w:rPr>
+          <w:color w:val="A8470A"/>
+        </w:rPr>
         <w:pStyle w:val="Heading3"/>
         <w:keepNext/>
         <w:widowControl/>
       </w:pPr>
       <w:r>
+        <w:rPr>
+          <w:color w:val="A8470A"/>
+        </w:rPr>
         <w:t xml:space="preserve">Synthesis and evidence that challenges the proposal</w:t>
       </w:r>
     </w:p>
@@ -7174,11 +7336,17 @@
     </w:p>
     <w:p>
       <w:pPr>
+        <w:rPr>
+          <w:color w:val="A8470A"/>
+        </w:rPr>
         <w:pStyle w:val="Heading3"/>
         <w:keepNext/>
         <w:widowControl/>
       </w:pPr>
       <w:r>
+        <w:rPr>
+          <w:color w:val="A8470A"/>
+        </w:rPr>
         <w:t xml:space="preserve">Where each proposed threshold comes from</w:t>
       </w:r>
     </w:p>
@@ -7198,11 +7366,17 @@
     </w:p>
     <w:p>
       <w:pPr>
+        <w:rPr>
+          <w:color w:val="A8470A"/>
+        </w:rPr>
         <w:pStyle w:val="Heading3"/>
         <w:keepNext/>
         <w:widowControl/>
       </w:pPr>
       <w:r>
+        <w:rPr>
+          <w:color w:val="A8470A"/>
+        </w:rPr>
         <w:t xml:space="preserve">Source wording — read in context</w:t>
       </w:r>
     </w:p>
@@ -7550,11 +7724,17 @@
     </w:p>
     <w:p>
       <w:pPr>
+        <w:rPr>
+          <w:color w:val="A8470A"/>
+        </w:rPr>
         <w:pStyle w:val="Heading3"/>
         <w:keepNext/>
         <w:widowControl/>
       </w:pPr>
       <w:r>
+        <w:rPr>
+          <w:color w:val="A8470A"/>
+        </w:rPr>
         <w:t xml:space="preserve">OPEN recommendation after the evidence review</w:t>
       </w:r>
     </w:p>
@@ -7862,11 +8042,17 @@
     </w:p>
     <w:p>
       <w:pPr>
+        <w:rPr>
+          <w:color w:val="A8470A"/>
+        </w:rPr>
         <w:pStyle w:val="Heading3"/>
         <w:keepNext/>
         <w:widowControl/>
       </w:pPr>
       <w:r>
+        <w:rPr>
+          <w:color w:val="A8470A"/>
+        </w:rPr>
         <w:t xml:space="preserve">Information required before the decision</w:t>
       </w:r>
     </w:p>
@@ -7954,11 +8140,17 @@
     </w:p>
     <w:p>
       <w:pPr>
+        <w:rPr>
+          <w:color w:val="A8470A"/>
+        </w:rPr>
         <w:pStyle w:val="Heading2"/>
         <w:keepNext/>
         <w:widowControl/>
       </w:pPr>
       <w:r>
+        <w:rPr>
+          <w:color w:val="A8470A"/>
+        </w:rPr>
         <w:t xml:space="preserve">3 Individualized treatment and reassessment</w:t>
       </w:r>
     </w:p>
@@ -8154,11 +8346,17 @@
     </w:p>
     <w:p>
       <w:pPr>
+        <w:rPr>
+          <w:color w:val="A8470A"/>
+        </w:rPr>
         <w:pStyle w:val="Heading2"/>
         <w:keepNext/>
         <w:widowControl/>
       </w:pPr>
       <w:r>
+        <w:rPr>
+          <w:color w:val="A8470A"/>
+        </w:rPr>
         <w:t xml:space="preserve">4 Allocation and donor selection</w:t>
       </w:r>
     </w:p>
@@ -8448,12 +8646,18 @@
     </w:p>
     <w:p>
       <w:pPr>
+        <w:rPr>
+          <w:color w:val="A8470A"/>
+        </w:rPr>
         <w:pStyle w:val="Heading3"/>
         <w:keepNext/>
         <w:widowControl/>
       </w:pPr>
       <w:bookmarkStart w:id="4" w:name="ALLOC_B1"/>
       <w:r>
+        <w:rPr>
+          <w:color w:val="A8470A"/>
+        </w:rPr>
         <w:t xml:space="preserve">ALLOC-B1 — What are we approving?</w:t>
       </w:r>
       <w:bookmarkEnd w:id="4"/>
@@ -8606,11 +8810,17 @@
     </w:p>
     <w:p>
       <w:pPr>
+        <w:rPr>
+          <w:color w:val="A8470A"/>
+        </w:rPr>
         <w:pStyle w:val="Heading3"/>
         <w:keepNext/>
         <w:widowControl/>
       </w:pPr>
       <w:r>
+        <w:rPr>
+          <w:color w:val="A8470A"/>
+        </w:rPr>
         <w:t xml:space="preserve">OPEN recommendation after the evidence review</w:t>
       </w:r>
     </w:p>
@@ -8831,11 +9041,17 @@
     </w:p>
     <w:p>
       <w:pPr>
+        <w:rPr>
+          <w:color w:val="A8470A"/>
+        </w:rPr>
         <w:pStyle w:val="Heading3"/>
         <w:keepNext/>
         <w:widowControl/>
       </w:pPr>
       <w:r>
+        <w:rPr>
+          <w:color w:val="A8470A"/>
+        </w:rPr>
         <w:t xml:space="preserve">Information required before the decision</w:t>
       </w:r>
     </w:p>
@@ -8923,12 +9139,18 @@
     </w:p>
     <w:p>
       <w:pPr>
+        <w:rPr>
+          <w:color w:val="A8470A"/>
+        </w:rPr>
         <w:pStyle w:val="Heading3"/>
         <w:keepNext/>
         <w:widowControl/>
       </w:pPr>
       <w:bookmarkStart w:id="5" w:name="ALLOC_B2"/>
       <w:r>
+        <w:rPr>
+          <w:color w:val="A8470A"/>
+        </w:rPr>
         <w:t xml:space="preserve">ALLOC-B2 — What is the relevant organ opportunity cost?</w:t>
       </w:r>
       <w:bookmarkEnd w:id="5"/>
@@ -9168,11 +9390,17 @@
     </w:p>
     <w:p>
       <w:pPr>
+        <w:rPr>
+          <w:color w:val="A8470A"/>
+        </w:rPr>
         <w:pStyle w:val="Heading3"/>
         <w:keepNext/>
         <w:widowControl/>
       </w:pPr>
       <w:r>
+        <w:rPr>
+          <w:color w:val="A8470A"/>
+        </w:rPr>
         <w:t xml:space="preserve">OPEN recommendation after the evidence review</w:t>
       </w:r>
     </w:p>
@@ -9480,11 +9708,17 @@
     </w:p>
     <w:p>
       <w:pPr>
+        <w:rPr>
+          <w:color w:val="A8470A"/>
+        </w:rPr>
         <w:pStyle w:val="Heading3"/>
         <w:keepNext/>
         <w:widowControl/>
       </w:pPr>
       <w:r>
+        <w:rPr>
+          <w:color w:val="A8470A"/>
+        </w:rPr>
         <w:t xml:space="preserve">Information required before the decision</w:t>
       </w:r>
     </w:p>
@@ -9572,12 +9806,18 @@
     </w:p>
     <w:p>
       <w:pPr>
+        <w:rPr>
+          <w:color w:val="A8470A"/>
+        </w:rPr>
         <w:pStyle w:val="Heading3"/>
         <w:keepNext/>
         <w:widowControl/>
       </w:pPr>
       <w:bookmarkStart w:id="6" w:name="ALLOC_B3"/>
       <w:r>
+        <w:rPr>
+          <w:color w:val="A8470A"/>
+        </w:rPr>
         <w:t xml:space="preserve">ALLOC-B3 — What must donor consent and follow-up include?</w:t>
       </w:r>
       <w:bookmarkEnd w:id="6"/>
@@ -9769,11 +10009,17 @@
     </w:p>
     <w:p>
       <w:pPr>
+        <w:rPr>
+          <w:color w:val="A8470A"/>
+        </w:rPr>
         <w:pStyle w:val="Heading3"/>
         <w:keepNext/>
         <w:widowControl/>
       </w:pPr>
       <w:r>
+        <w:rPr>
+          <w:color w:val="A8470A"/>
+        </w:rPr>
         <w:t xml:space="preserve">OPEN recommendation after the evidence review</w:t>
       </w:r>
     </w:p>
@@ -10023,11 +10269,17 @@
     </w:p>
     <w:p>
       <w:pPr>
+        <w:rPr>
+          <w:color w:val="A8470A"/>
+        </w:rPr>
         <w:pStyle w:val="Heading3"/>
         <w:keepNext/>
         <w:widowControl/>
       </w:pPr>
       <w:r>
+        <w:rPr>
+          <w:color w:val="A8470A"/>
+        </w:rPr>
         <w:t xml:space="preserve">Information required before the decision</w:t>
       </w:r>
     </w:p>
@@ -10215,11 +10467,17 @@
     </w:p>
     <w:p>
       <w:pPr>
+        <w:rPr>
+          <w:color w:val="A8470A"/>
+        </w:rPr>
         <w:pStyle w:val="Heading2"/>
         <w:keepNext/>
         <w:widowControl/>
       </w:pPr>
       <w:r>
+        <w:rPr>
+          <w:color w:val="A8470A"/>
+        </w:rPr>
         <w:t xml:space="preserve">5 Operative evaluation and surgery</w:t>
       </w:r>
     </w:p>
@@ -10293,11 +10551,17 @@
     </w:p>
     <w:p>
       <w:pPr>
+        <w:rPr>
+          <w:color w:val="A8470A"/>
+        </w:rPr>
         <w:pStyle w:val="Heading2"/>
         <w:keepNext/>
         <w:widowControl/>
       </w:pPr>
       <w:r>
+        <w:rPr>
+          <w:color w:val="A8470A"/>
+        </w:rPr>
         <w:t xml:space="preserve">6 Immunosuppression and graft care</w:t>
       </w:r>
     </w:p>
@@ -10358,11 +10622,17 @@
     </w:p>
     <w:p>
       <w:pPr>
+        <w:rPr>
+          <w:color w:val="A8470A"/>
+        </w:rPr>
         <w:pStyle w:val="Heading2"/>
         <w:keepNext/>
         <w:widowControl/>
       </w:pPr>
       <w:r>
+        <w:rPr>
+          <w:color w:val="A8470A"/>
+        </w:rPr>
         <w:t xml:space="preserve">7 Surveillance</w:t>
       </w:r>
     </w:p>
@@ -10394,11 +10664,17 @@
     </w:p>
     <w:p>
       <w:pPr>
+        <w:rPr>
+          <w:color w:val="A8470A"/>
+        </w:rPr>
         <w:pStyle w:val="Heading2"/>
         <w:keepNext/>
         <w:widowControl/>
       </w:pPr>
       <w:r>
+        <w:rPr>
+          <w:color w:val="A8470A"/>
+        </w:rPr>
         <w:t xml:space="preserve">8 Recurrence management</w:t>
       </w:r>
     </w:p>
@@ -10488,11 +10764,17 @@
     </w:p>
     <w:p>
       <w:pPr>
+        <w:rPr>
+          <w:color w:val="A8470A"/>
+        </w:rPr>
         <w:pStyle w:val="Heading2"/>
         <w:keepNext/>
         <w:widowControl/>
       </w:pPr>
       <w:r>
+        <w:rPr>
+          <w:color w:val="A8470A"/>
+        </w:rPr>
         <w:t xml:space="preserve">9 Outcomes and safety oversight</w:t>
       </w:r>
     </w:p>
@@ -10563,12 +10845,18 @@
     </w:p>
     <w:p>
       <w:pPr>
+        <w:rPr>
+          <w:color w:val="A8470A"/>
+        </w:rPr>
         <w:pStyle w:val="Heading3"/>
         <w:keepNext/>
         <w:widowControl/>
       </w:pPr>
       <w:bookmarkStart w:id="7" w:name="ALLOC_B4"/>
       <w:r>
+        <w:rPr>
+          <w:color w:val="A8470A"/>
+        </w:rPr>
         <w:t xml:space="preserve">ALLOC-B4 — What data are required before expansion?</w:t>
       </w:r>
       <w:bookmarkEnd w:id="7"/>
@@ -10789,11 +11077,17 @@
     </w:p>
     <w:p>
       <w:pPr>
+        <w:rPr>
+          <w:color w:val="A8470A"/>
+        </w:rPr>
         <w:pStyle w:val="Heading3"/>
         <w:keepNext/>
         <w:widowControl/>
       </w:pPr>
       <w:r>
+        <w:rPr>
+          <w:color w:val="A8470A"/>
+        </w:rPr>
         <w:t xml:space="preserve">OPEN recommendation after the evidence review</w:t>
       </w:r>
     </w:p>
@@ -11141,11 +11435,17 @@
     </w:p>
     <w:p>
       <w:pPr>
+        <w:rPr>
+          <w:color w:val="A8470A"/>
+        </w:rPr>
         <w:pStyle w:val="Heading3"/>
         <w:keepNext/>
         <w:widowControl/>
       </w:pPr>
       <w:r>
+        <w:rPr>
+          <w:color w:val="A8470A"/>
+        </w:rPr>
         <w:t xml:space="preserve">Information required before the decision</w:t>
       </w:r>
     </w:p>
@@ -11274,11 +11574,17 @@
     </w:p>
     <w:p>
       <w:pPr>
+        <w:rPr>
+          <w:color w:val="A8470A"/>
+        </w:rPr>
         <w:pStyle w:val="Heading1"/>
         <w:keepNext/>
         <w:widowControl/>
       </w:pPr>
       <w:r>
+        <w:rPr>
+          <w:color w:val="A8470A"/>
+        </w:rPr>
         <w:t xml:space="preserve">References</w:t>
       </w:r>
     </w:p>
@@ -12568,12 +12874,18 @@
     </w:p>
     <w:p>
       <w:pPr>
+        <w:rPr>
+          <w:color w:val="A8470A"/>
+        </w:rPr>
         <w:pStyle w:val="Heading1"/>
         <w:keepNext/>
         <w:widowControl/>
         <w:keepLines/>
       </w:pPr>
       <w:r>
+        <w:rPr>
+          <w:color w:val="A8470A"/>
+        </w:rPr>
         <w:t xml:space="preserve">Revision note</w:t>
       </w:r>
     </w:p>
@@ -13268,7 +13580,7 @@
         <w:bottom w:val="single" w:sz="24" w:space="0" w:color="E84C22" w:themeColor="accent1"/>
         <w:right w:val="single" w:sz="24" w:space="0" w:color="E84C22" w:themeColor="accent1"/>
       </w:pBdr>
-      <w:shd w:val="clear" w:color="auto" w:fill="E84C22" w:themeFill="accent1"/>
+      <w:shd w:val="clear" w:fill="FFFFFF"/>
       <w:spacing w:after="0"/>
       <w:outlineLvl w:val="0"/>
     </w:pPr>
@@ -13276,7 +13588,7 @@
       <w:b/>
       <w:bCs/>
       <w:caps/>
-      <w:color w:val="FFFFFF" w:themeColor="background1"/>
+      <w:color w:val="A8470A"/>
       <w:spacing w:val="15"/>
       <w:sz w:val="22"/>
       <w:szCs w:val="22"/>
@@ -13298,7 +13610,7 @@
         <w:bottom w:val="single" w:sz="24" w:space="0" w:color="FADAD2" w:themeColor="accent1" w:themeTint="33"/>
         <w:right w:val="single" w:sz="24" w:space="0" w:color="FADAD2" w:themeColor="accent1" w:themeTint="33"/>
       </w:pBdr>
-      <w:shd w:val="clear" w:color="auto" w:fill="FADAD2" w:themeFill="accent1" w:themeFillTint="33"/>
+      <w:shd w:val="clear" w:fill="FFFFFF"/>
       <w:spacing w:after="0"/>
       <w:outlineLvl w:val="1"/>
     </w:pPr>
@@ -13307,6 +13619,7 @@
       <w:spacing w:val="15"/>
       <w:sz w:val="22"/>
       <w:szCs w:val="22"/>
+      <w:color w:val="A8470A"/>
     </w:rPr>
   </w:style>
   <w:style w:type="paragraph" w:styleId="Heading3">
@@ -13328,7 +13641,7 @@
     </w:pPr>
     <w:rPr>
       <w:caps/>
-      <w:color w:val="77230C" w:themeColor="accent1" w:themeShade="7F"/>
+      <w:color w:val="A8470A"/>
       <w:spacing w:val="15"/>
       <w:sz w:val="22"/>
       <w:szCs w:val="22"/>
@@ -13354,7 +13667,7 @@
     </w:pPr>
     <w:rPr>
       <w:caps/>
-      <w:color w:val="B43412" w:themeColor="accent1" w:themeShade="BF"/>
+      <w:color w:val="A8470A"/>
       <w:spacing w:val="10"/>
       <w:sz w:val="22"/>
       <w:szCs w:val="22"/>
@@ -13379,7 +13692,7 @@
     </w:pPr>
     <w:rPr>
       <w:caps/>
-      <w:color w:val="B43412" w:themeColor="accent1" w:themeShade="BF"/>
+      <w:color w:val="A8470A"/>
       <w:spacing w:val="10"/>
       <w:sz w:val="22"/>
       <w:szCs w:val="22"/>
@@ -13404,7 +13717,7 @@
     </w:pPr>
     <w:rPr>
       <w:caps/>
-      <w:color w:val="B43412" w:themeColor="accent1" w:themeShade="BF"/>
+      <w:color w:val="A8470A"/>
       <w:spacing w:val="10"/>
       <w:sz w:val="22"/>
       <w:szCs w:val="22"/>
@@ -13426,7 +13739,7 @@
     </w:pPr>
     <w:rPr>
       <w:caps/>
-      <w:color w:val="B43412" w:themeColor="accent1" w:themeShade="BF"/>
+      <w:color w:val="A8470A"/>
       <w:spacing w:val="10"/>
       <w:sz w:val="22"/>
       <w:szCs w:val="22"/>
@@ -13451,6 +13764,7 @@
       <w:spacing w:val="10"/>
       <w:sz w:val="18"/>
       <w:szCs w:val="18"/>
+      <w:color w:val="A8470A"/>
     </w:rPr>
   </w:style>
   <w:style w:type="paragraph" w:styleId="Heading9">
@@ -13473,6 +13787,7 @@
       <w:spacing w:val="10"/>
       <w:sz w:val="18"/>
       <w:szCs w:val="18"/>
+      <w:color w:val="A8470A"/>
     </w:rPr>
   </w:style>
   <w:style w:type="character" w:default="1" w:styleId="DefaultParagraphFont">
@@ -13515,7 +13830,7 @@
     </w:pPr>
     <w:rPr>
       <w:caps/>
-      <w:color w:val="E84C22" w:themeColor="accent1"/>
+      <w:color w:val="A8470A"/>
       <w:spacing w:val="10"/>
       <w:kern w:val="28"/>
       <w:sz w:val="52"/>
@@ -13588,6 +13903,7 @@
     </w:rPr>
   </w:style>
   <w:style w:type="character" w:customStyle="1" w:styleId="Heading1Char">
+    <w:pPr/>
     <w:name w:val="Heading 1 Char"/>
     <w:basedOn w:val="DefaultParagraphFont"/>
     <w:link w:val="Heading1"/>
@@ -13597,12 +13913,13 @@
       <w:b/>
       <w:bCs/>
       <w:caps/>
-      <w:color w:val="FFFFFF" w:themeColor="background1"/>
+      <w:color w:val="A8470A"/>
       <w:spacing w:val="15"/>
       <w:shd w:val="clear" w:color="auto" w:fill="E84C22" w:themeFill="accent1"/>
     </w:rPr>
   </w:style>
   <w:style w:type="character" w:customStyle="1" w:styleId="Heading2Char">
+    <w:pPr/>
     <w:name w:val="Heading 2 Char"/>
     <w:basedOn w:val="DefaultParagraphFont"/>
     <w:link w:val="Heading2"/>
@@ -13612,9 +13929,11 @@
       <w:caps/>
       <w:spacing w:val="15"/>
       <w:shd w:val="clear" w:color="auto" w:fill="FADAD2" w:themeFill="accent1" w:themeFillTint="33"/>
+      <w:color w:val="A8470A"/>
     </w:rPr>
   </w:style>
   <w:style w:type="character" w:customStyle="1" w:styleId="Heading3Char">
+    <w:pPr/>
     <w:name w:val="Heading 3 Char"/>
     <w:basedOn w:val="DefaultParagraphFont"/>
     <w:link w:val="Heading3"/>
@@ -13622,11 +13941,12 @@
     <w:rsid w:val="008C56FB"/>
     <w:rPr>
       <w:caps/>
-      <w:color w:val="77230C" w:themeColor="accent1" w:themeShade="7F"/>
+      <w:color w:val="A8470A"/>
       <w:spacing w:val="15"/>
     </w:rPr>
   </w:style>
   <w:style w:type="character" w:customStyle="1" w:styleId="Heading4Char">
+    <w:pPr/>
     <w:name w:val="Heading 4 Char"/>
     <w:basedOn w:val="DefaultParagraphFont"/>
     <w:link w:val="Heading4"/>
@@ -13635,11 +13955,12 @@
     <w:rsid w:val="008C56FB"/>
     <w:rPr>
       <w:caps/>
-      <w:color w:val="B43412" w:themeColor="accent1" w:themeShade="BF"/>
+      <w:color w:val="A8470A"/>
       <w:spacing w:val="10"/>
     </w:rPr>
   </w:style>
   <w:style w:type="character" w:customStyle="1" w:styleId="Heading5Char">
+    <w:pPr/>
     <w:name w:val="Heading 5 Char"/>
     <w:basedOn w:val="DefaultParagraphFont"/>
     <w:link w:val="Heading5"/>
@@ -13648,11 +13969,12 @@
     <w:rsid w:val="008C56FB"/>
     <w:rPr>
       <w:caps/>
-      <w:color w:val="B43412" w:themeColor="accent1" w:themeShade="BF"/>
+      <w:color w:val="A8470A"/>
       <w:spacing w:val="10"/>
     </w:rPr>
   </w:style>
   <w:style w:type="character" w:customStyle="1" w:styleId="Heading6Char">
+    <w:pPr/>
     <w:name w:val="Heading 6 Char"/>
     <w:basedOn w:val="DefaultParagraphFont"/>
     <w:link w:val="Heading6"/>
@@ -13661,11 +13983,12 @@
     <w:rsid w:val="008C56FB"/>
     <w:rPr>
       <w:caps/>
-      <w:color w:val="B43412" w:themeColor="accent1" w:themeShade="BF"/>
+      <w:color w:val="A8470A"/>
       <w:spacing w:val="10"/>
     </w:rPr>
   </w:style>
   <w:style w:type="character" w:customStyle="1" w:styleId="Heading7Char">
+    <w:pPr/>
     <w:name w:val="Heading 7 Char"/>
     <w:basedOn w:val="DefaultParagraphFont"/>
     <w:link w:val="Heading7"/>
@@ -13674,11 +13997,12 @@
     <w:rsid w:val="008C56FB"/>
     <w:rPr>
       <w:caps/>
-      <w:color w:val="B43412" w:themeColor="accent1" w:themeShade="BF"/>
+      <w:color w:val="A8470A"/>
       <w:spacing w:val="10"/>
     </w:rPr>
   </w:style>
   <w:style w:type="character" w:customStyle="1" w:styleId="Heading8Char">
+    <w:pPr/>
     <w:name w:val="Heading 8 Char"/>
     <w:basedOn w:val="DefaultParagraphFont"/>
     <w:link w:val="Heading8"/>
@@ -13690,9 +14014,11 @@
       <w:spacing w:val="10"/>
       <w:sz w:val="18"/>
       <w:szCs w:val="18"/>
+      <w:color w:val="A8470A"/>
     </w:rPr>
   </w:style>
   <w:style w:type="character" w:customStyle="1" w:styleId="Heading9Char">
+    <w:pPr/>
     <w:name w:val="Heading 9 Char"/>
     <w:basedOn w:val="DefaultParagraphFont"/>
     <w:link w:val="Heading9"/>
@@ -13705,6 +14031,7 @@
       <w:spacing w:val="10"/>
       <w:sz w:val="18"/>
       <w:szCs w:val="18"/>
+      <w:color w:val="A8470A"/>
     </w:rPr>
   </w:style>
   <w:style w:type="paragraph" w:styleId="Caption">
@@ -13725,6 +14052,7 @@
     </w:rPr>
   </w:style>
   <w:style w:type="character" w:customStyle="1" w:styleId="TitleChar">
+    <w:pPr/>
     <w:name w:val="Title Char"/>
     <w:basedOn w:val="DefaultParagraphFont"/>
     <w:link w:val="Title"/>
@@ -13732,7 +14060,7 @@
     <w:rsid w:val="008C56FB"/>
     <w:rPr>
       <w:caps/>
-      <w:color w:val="E84C22" w:themeColor="accent1"/>
+      <w:color w:val="A8470A"/>
       <w:spacing w:val="10"/>
       <w:kern w:val="28"/>
       <w:sz w:val="52"/>
@@ -13752,13 +14080,14 @@
     </w:pPr>
     <w:rPr>
       <w:caps/>
-      <w:color w:val="595959" w:themeColor="text1" w:themeTint="A6"/>
+      <w:color w:val="A8470A"/>
       <w:spacing w:val="10"/>
       <w:sz w:val="24"/>
       <w:szCs w:val="24"/>
     </w:rPr>
   </w:style>
   <w:style w:type="character" w:customStyle="1" w:styleId="SubtitleChar">
+    <w:pPr/>
     <w:name w:val="Subtitle Char"/>
     <w:basedOn w:val="DefaultParagraphFont"/>
     <w:link w:val="Subtitle"/>
@@ -13766,7 +14095,7 @@
     <w:rsid w:val="008C56FB"/>
     <w:rPr>
       <w:caps/>
-      <w:color w:val="595959" w:themeColor="text1" w:themeTint="A6"/>
+      <w:color w:val="A8470A"/>
       <w:spacing w:val="10"/>
       <w:sz w:val="24"/>
       <w:szCs w:val="24"/>
@@ -13954,6 +14283,9 @@
     </w:pPr>
   </w:style>
   <w:style w:type="paragraph" w:styleId="Header">
+    <w:rPr>
+      <w:color w:val="A8470A"/>
+    </w:rPr>
     <w:name w:val="header"/>
     <w:basedOn w:val="Normal"/>
     <w:link w:val="HeaderChar"/>
@@ -13969,6 +14301,7 @@
     </w:pPr>
   </w:style>
   <w:style w:type="character" w:customStyle="1" w:styleId="HeaderChar">
+    <w:pPr/>
     <w:name w:val="Header Char"/>
     <w:basedOn w:val="DefaultParagraphFont"/>
     <w:link w:val="Header"/>
@@ -13977,6 +14310,7 @@
     <w:rPr>
       <w:sz w:val="20"/>
       <w:szCs w:val="20"/>
+      <w:color w:val="A8470A"/>
     </w:rPr>
   </w:style>
   <w:style w:type="paragraph" w:styleId="Footer">
